--- a/review/word/Yasir_CA2_Report_WORD_original.docx
+++ b/review/word/Yasir_CA2_Report_WORD_original.docx
@@ -363,10 +363,17 @@
       </w:tblGrid>
       <w:tr>
         <w:trPr>
+          <w:cantSplit/>
           <w:tblHeader w:val="on"/>
         </w:trPr>
         <w:tc>
-          <w:tcPr/>
+          <w:tcPr>
+            <w:tcBorders>
+              <w:bottom w:val="single" w:sz="8" w:space="0" w:color="000000"/>
+            </w:tcBorders>
+            <w:shd w:val="clear" w:color="auto" w:fill="E7E6E6"/>
+            <w:vAlign w:val="center"/>
+          </w:tcPr>
           <w:p>
             <w:pPr>
               <w:pStyle w:val="Compact"/>
@@ -382,7 +389,13 @@
           </w:p>
         </w:tc>
         <w:tc>
-          <w:tcPr/>
+          <w:tcPr>
+            <w:tcBorders>
+              <w:bottom w:val="single" w:sz="8" w:space="0" w:color="000000"/>
+            </w:tcBorders>
+            <w:shd w:val="clear" w:color="auto" w:fill="E7E6E6"/>
+            <w:vAlign w:val="center"/>
+          </w:tcPr>
           <w:p>
             <w:pPr>
               <w:pStyle w:val="Compact"/>
@@ -398,7 +411,13 @@
           </w:p>
         </w:tc>
         <w:tc>
-          <w:tcPr/>
+          <w:tcPr>
+            <w:tcBorders>
+              <w:bottom w:val="single" w:sz="8" w:space="0" w:color="000000"/>
+            </w:tcBorders>
+            <w:shd w:val="clear" w:color="auto" w:fill="E7E6E6"/>
+            <w:vAlign w:val="center"/>
+          </w:tcPr>
           <w:p>
             <w:pPr>
               <w:pStyle w:val="Compact"/>
@@ -415,6 +434,9 @@
         </w:tc>
       </w:tr>
       <w:tr>
+        <w:trPr>
+          <w:cantSplit/>
+        </w:trPr>
         <w:tc>
           <w:tcPr/>
           <w:p>
@@ -453,6 +475,9 @@
         </w:tc>
       </w:tr>
       <w:tr>
+        <w:trPr>
+          <w:cantSplit/>
+        </w:trPr>
         <w:tc>
           <w:tcPr/>
           <w:p>
@@ -491,6 +516,9 @@
         </w:tc>
       </w:tr>
       <w:tr>
+        <w:trPr>
+          <w:cantSplit/>
+        </w:trPr>
         <w:tc>
           <w:tcPr/>
           <w:p>
@@ -529,6 +557,9 @@
         </w:tc>
       </w:tr>
       <w:tr>
+        <w:trPr>
+          <w:cantSplit/>
+        </w:trPr>
         <w:tc>
           <w:tcPr/>
           <w:p>
@@ -567,6 +598,9 @@
         </w:tc>
       </w:tr>
       <w:tr>
+        <w:trPr>
+          <w:cantSplit/>
+        </w:trPr>
         <w:tc>
           <w:tcPr/>
           <w:p>
@@ -605,6 +639,9 @@
         </w:tc>
       </w:tr>
       <w:tr>
+        <w:trPr>
+          <w:cantSplit/>
+        </w:trPr>
         <w:tc>
           <w:tcPr/>
           <w:p>
@@ -2362,10 +2399,17 @@
       </w:tblGrid>
       <w:tr>
         <w:trPr>
+          <w:cantSplit/>
           <w:tblHeader w:val="on"/>
         </w:trPr>
         <w:tc>
-          <w:tcPr/>
+          <w:tcPr>
+            <w:tcBorders>
+              <w:bottom w:val="single" w:sz="8" w:space="0" w:color="000000"/>
+            </w:tcBorders>
+            <w:shd w:val="clear" w:color="auto" w:fill="E7E6E6"/>
+            <w:vAlign w:val="center"/>
+          </w:tcPr>
           <w:p>
             <w:pPr>
               <w:pStyle w:val="Compact"/>
@@ -2381,7 +2425,13 @@
           </w:p>
         </w:tc>
         <w:tc>
-          <w:tcPr/>
+          <w:tcPr>
+            <w:tcBorders>
+              <w:bottom w:val="single" w:sz="8" w:space="0" w:color="000000"/>
+            </w:tcBorders>
+            <w:shd w:val="clear" w:color="auto" w:fill="E7E6E6"/>
+            <w:vAlign w:val="center"/>
+          </w:tcPr>
           <w:p>
             <w:pPr>
               <w:pStyle w:val="Compact"/>
@@ -2397,7 +2447,13 @@
           </w:p>
         </w:tc>
         <w:tc>
-          <w:tcPr/>
+          <w:tcPr>
+            <w:tcBorders>
+              <w:bottom w:val="single" w:sz="8" w:space="0" w:color="000000"/>
+            </w:tcBorders>
+            <w:shd w:val="clear" w:color="auto" w:fill="E7E6E6"/>
+            <w:vAlign w:val="center"/>
+          </w:tcPr>
           <w:p>
             <w:pPr>
               <w:pStyle w:val="Compact"/>
@@ -2413,7 +2469,13 @@
           </w:p>
         </w:tc>
         <w:tc>
-          <w:tcPr/>
+          <w:tcPr>
+            <w:tcBorders>
+              <w:bottom w:val="single" w:sz="8" w:space="0" w:color="000000"/>
+            </w:tcBorders>
+            <w:shd w:val="clear" w:color="auto" w:fill="E7E6E6"/>
+            <w:vAlign w:val="center"/>
+          </w:tcPr>
           <w:p>
             <w:pPr>
               <w:pStyle w:val="Compact"/>
@@ -2430,6 +2492,9 @@
         </w:tc>
       </w:tr>
       <w:tr>
+        <w:trPr>
+          <w:cantSplit/>
+        </w:trPr>
         <w:tc>
           <w:tcPr/>
           <w:p>
@@ -2480,6 +2545,9 @@
         </w:tc>
       </w:tr>
       <w:tr>
+        <w:trPr>
+          <w:cantSplit/>
+        </w:trPr>
         <w:tc>
           <w:tcPr/>
           <w:p>
@@ -2530,6 +2598,9 @@
         </w:tc>
       </w:tr>
       <w:tr>
+        <w:trPr>
+          <w:cantSplit/>
+        </w:trPr>
         <w:tc>
           <w:tcPr/>
           <w:p>
@@ -2580,6 +2651,9 @@
         </w:tc>
       </w:tr>
       <w:tr>
+        <w:trPr>
+          <w:cantSplit/>
+        </w:trPr>
         <w:tc>
           <w:tcPr/>
           <w:p>
@@ -2630,6 +2704,9 @@
         </w:tc>
       </w:tr>
       <w:tr>
+        <w:trPr>
+          <w:cantSplit/>
+        </w:trPr>
         <w:tc>
           <w:tcPr/>
           <w:p>
@@ -2680,6 +2757,9 @@
         </w:tc>
       </w:tr>
       <w:tr>
+        <w:trPr>
+          <w:cantSplit/>
+        </w:trPr>
         <w:tc>
           <w:tcPr/>
           <w:p>
@@ -2730,6 +2810,9 @@
         </w:tc>
       </w:tr>
       <w:tr>
+        <w:trPr>
+          <w:cantSplit/>
+        </w:trPr>
         <w:tc>
           <w:tcPr/>
           <w:p>
@@ -8155,10 +8238,17 @@
       </w:tblGrid>
       <w:tr>
         <w:trPr>
+          <w:cantSplit/>
           <w:tblHeader w:val="on"/>
         </w:trPr>
         <w:tc>
-          <w:tcPr/>
+          <w:tcPr>
+            <w:tcBorders>
+              <w:bottom w:val="single" w:sz="8" w:space="0" w:color="000000"/>
+            </w:tcBorders>
+            <w:shd w:val="clear" w:color="auto" w:fill="E7E6E6"/>
+            <w:vAlign w:val="center"/>
+          </w:tcPr>
           <w:p>
             <w:pPr>
               <w:pStyle w:val="Compact"/>
@@ -8174,7 +8264,13 @@
           </w:p>
         </w:tc>
         <w:tc>
-          <w:tcPr/>
+          <w:tcPr>
+            <w:tcBorders>
+              <w:bottom w:val="single" w:sz="8" w:space="0" w:color="000000"/>
+            </w:tcBorders>
+            <w:shd w:val="clear" w:color="auto" w:fill="E7E6E6"/>
+            <w:vAlign w:val="center"/>
+          </w:tcPr>
           <w:p>
             <w:pPr>
               <w:pStyle w:val="Compact"/>
@@ -8190,7 +8286,13 @@
           </w:p>
         </w:tc>
         <w:tc>
-          <w:tcPr/>
+          <w:tcPr>
+            <w:tcBorders>
+              <w:bottom w:val="single" w:sz="8" w:space="0" w:color="000000"/>
+            </w:tcBorders>
+            <w:shd w:val="clear" w:color="auto" w:fill="E7E6E6"/>
+            <w:vAlign w:val="center"/>
+          </w:tcPr>
           <w:p>
             <w:pPr>
               <w:pStyle w:val="Compact"/>
@@ -8206,7 +8308,13 @@
           </w:p>
         </w:tc>
         <w:tc>
-          <w:tcPr/>
+          <w:tcPr>
+            <w:tcBorders>
+              <w:bottom w:val="single" w:sz="8" w:space="0" w:color="000000"/>
+            </w:tcBorders>
+            <w:shd w:val="clear" w:color="auto" w:fill="E7E6E6"/>
+            <w:vAlign w:val="center"/>
+          </w:tcPr>
           <w:p>
             <w:pPr>
               <w:pStyle w:val="Compact"/>
@@ -8223,6 +8331,9 @@
         </w:tc>
       </w:tr>
       <w:tr>
+        <w:trPr>
+          <w:cantSplit/>
+        </w:trPr>
         <w:tc>
           <w:tcPr/>
           <w:p>
@@ -8287,6 +8398,9 @@
         </w:tc>
       </w:tr>
       <w:tr>
+        <w:trPr>
+          <w:cantSplit/>
+        </w:trPr>
         <w:tc>
           <w:tcPr/>
           <w:p>
@@ -8351,6 +8465,9 @@
         </w:tc>
       </w:tr>
       <w:tr>
+        <w:trPr>
+          <w:cantSplit/>
+        </w:trPr>
         <w:tc>
           <w:tcPr/>
           <w:p>
@@ -8440,10 +8557,17 @@
       </w:tblGrid>
       <w:tr>
         <w:trPr>
+          <w:cantSplit/>
           <w:tblHeader w:val="on"/>
         </w:trPr>
         <w:tc>
-          <w:tcPr/>
+          <w:tcPr>
+            <w:tcBorders>
+              <w:bottom w:val="single" w:sz="8" w:space="0" w:color="000000"/>
+            </w:tcBorders>
+            <w:shd w:val="clear" w:color="auto" w:fill="E7E6E6"/>
+            <w:vAlign w:val="center"/>
+          </w:tcPr>
           <w:p>
             <w:pPr>
               <w:pStyle w:val="Compact"/>
@@ -8459,7 +8583,13 @@
           </w:p>
         </w:tc>
         <w:tc>
-          <w:tcPr/>
+          <w:tcPr>
+            <w:tcBorders>
+              <w:bottom w:val="single" w:sz="8" w:space="0" w:color="000000"/>
+            </w:tcBorders>
+            <w:shd w:val="clear" w:color="auto" w:fill="E7E6E6"/>
+            <w:vAlign w:val="center"/>
+          </w:tcPr>
           <w:p>
             <w:pPr>
               <w:pStyle w:val="Compact"/>
@@ -8475,7 +8605,13 @@
           </w:p>
         </w:tc>
         <w:tc>
-          <w:tcPr/>
+          <w:tcPr>
+            <w:tcBorders>
+              <w:bottom w:val="single" w:sz="8" w:space="0" w:color="000000"/>
+            </w:tcBorders>
+            <w:shd w:val="clear" w:color="auto" w:fill="E7E6E6"/>
+            <w:vAlign w:val="center"/>
+          </w:tcPr>
           <w:p>
             <w:pPr>
               <w:pStyle w:val="Compact"/>
@@ -8491,7 +8627,13 @@
           </w:p>
         </w:tc>
         <w:tc>
-          <w:tcPr/>
+          <w:tcPr>
+            <w:tcBorders>
+              <w:bottom w:val="single" w:sz="8" w:space="0" w:color="000000"/>
+            </w:tcBorders>
+            <w:shd w:val="clear" w:color="auto" w:fill="E7E6E6"/>
+            <w:vAlign w:val="center"/>
+          </w:tcPr>
           <w:p>
             <w:pPr>
               <w:pStyle w:val="Compact"/>
@@ -8508,6 +8650,9 @@
         </w:tc>
       </w:tr>
       <w:tr>
+        <w:trPr>
+          <w:cantSplit/>
+        </w:trPr>
         <w:tc>
           <w:tcPr/>
           <w:p>
@@ -8572,6 +8717,9 @@
         </w:tc>
       </w:tr>
       <w:tr>
+        <w:trPr>
+          <w:cantSplit/>
+        </w:trPr>
         <w:tc>
           <w:tcPr/>
           <w:p>
@@ -8636,6 +8784,9 @@
         </w:tc>
       </w:tr>
       <w:tr>
+        <w:trPr>
+          <w:cantSplit/>
+        </w:trPr>
         <w:tc>
           <w:tcPr/>
           <w:p>
@@ -15717,10 +15868,17 @@
       </w:tblGrid>
       <w:tr>
         <w:trPr>
+          <w:cantSplit/>
           <w:tblHeader w:val="on"/>
         </w:trPr>
         <w:tc>
-          <w:tcPr/>
+          <w:tcPr>
+            <w:tcBorders>
+              <w:bottom w:val="single" w:sz="8" w:space="0" w:color="000000"/>
+            </w:tcBorders>
+            <w:shd w:val="clear" w:color="auto" w:fill="E7E6E6"/>
+            <w:vAlign w:val="center"/>
+          </w:tcPr>
           <w:p>
             <w:pPr>
               <w:pStyle w:val="Compact"/>
@@ -15736,7 +15894,13 @@
           </w:p>
         </w:tc>
         <w:tc>
-          <w:tcPr/>
+          <w:tcPr>
+            <w:tcBorders>
+              <w:bottom w:val="single" w:sz="8" w:space="0" w:color="000000"/>
+            </w:tcBorders>
+            <w:shd w:val="clear" w:color="auto" w:fill="E7E6E6"/>
+            <w:vAlign w:val="center"/>
+          </w:tcPr>
           <w:p>
             <w:pPr>
               <w:pStyle w:val="Compact"/>
@@ -15752,7 +15916,13 @@
           </w:p>
         </w:tc>
         <w:tc>
-          <w:tcPr/>
+          <w:tcPr>
+            <w:tcBorders>
+              <w:bottom w:val="single" w:sz="8" w:space="0" w:color="000000"/>
+            </w:tcBorders>
+            <w:shd w:val="clear" w:color="auto" w:fill="E7E6E6"/>
+            <w:vAlign w:val="center"/>
+          </w:tcPr>
           <w:p>
             <w:pPr>
               <w:pStyle w:val="Compact"/>
@@ -15769,6 +15939,9 @@
         </w:tc>
       </w:tr>
       <w:tr>
+        <w:trPr>
+          <w:cantSplit/>
+        </w:trPr>
         <w:tc>
           <w:tcPr/>
           <w:p>
@@ -15807,6 +15980,9 @@
         </w:tc>
       </w:tr>
       <w:tr>
+        <w:trPr>
+          <w:cantSplit/>
+        </w:trPr>
         <w:tc>
           <w:tcPr/>
           <w:p>
@@ -15845,6 +16021,9 @@
         </w:tc>
       </w:tr>
       <w:tr>
+        <w:trPr>
+          <w:cantSplit/>
+        </w:trPr>
         <w:tc>
           <w:tcPr/>
           <w:p>
@@ -15883,6 +16062,9 @@
         </w:tc>
       </w:tr>
       <w:tr>
+        <w:trPr>
+          <w:cantSplit/>
+        </w:trPr>
         <w:tc>
           <w:tcPr/>
           <w:p>
@@ -15921,6 +16103,9 @@
         </w:tc>
       </w:tr>
       <w:tr>
+        <w:trPr>
+          <w:cantSplit/>
+        </w:trPr>
         <w:tc>
           <w:tcPr/>
           <w:p>
@@ -15959,6 +16144,9 @@
         </w:tc>
       </w:tr>
       <w:tr>
+        <w:trPr>
+          <w:cantSplit/>
+        </w:trPr>
         <w:tc>
           <w:tcPr/>
           <w:p>
@@ -16022,10 +16210,17 @@
       </w:tblGrid>
       <w:tr>
         <w:trPr>
+          <w:cantSplit/>
           <w:tblHeader w:val="on"/>
         </w:trPr>
         <w:tc>
-          <w:tcPr/>
+          <w:tcPr>
+            <w:tcBorders>
+              <w:bottom w:val="single" w:sz="8" w:space="0" w:color="000000"/>
+            </w:tcBorders>
+            <w:shd w:val="clear" w:color="auto" w:fill="E7E6E6"/>
+            <w:vAlign w:val="center"/>
+          </w:tcPr>
           <w:p>
             <w:pPr>
               <w:pStyle w:val="Compact"/>
@@ -16041,7 +16236,13 @@
           </w:p>
         </w:tc>
         <w:tc>
-          <w:tcPr/>
+          <w:tcPr>
+            <w:tcBorders>
+              <w:bottom w:val="single" w:sz="8" w:space="0" w:color="000000"/>
+            </w:tcBorders>
+            <w:shd w:val="clear" w:color="auto" w:fill="E7E6E6"/>
+            <w:vAlign w:val="center"/>
+          </w:tcPr>
           <w:p>
             <w:pPr>
               <w:pStyle w:val="Compact"/>
@@ -16057,7 +16258,13 @@
           </w:p>
         </w:tc>
         <w:tc>
-          <w:tcPr/>
+          <w:tcPr>
+            <w:tcBorders>
+              <w:bottom w:val="single" w:sz="8" w:space="0" w:color="000000"/>
+            </w:tcBorders>
+            <w:shd w:val="clear" w:color="auto" w:fill="E7E6E6"/>
+            <w:vAlign w:val="center"/>
+          </w:tcPr>
           <w:p>
             <w:pPr>
               <w:pStyle w:val="Compact"/>
@@ -16073,7 +16280,13 @@
           </w:p>
         </w:tc>
         <w:tc>
-          <w:tcPr/>
+          <w:tcPr>
+            <w:tcBorders>
+              <w:bottom w:val="single" w:sz="8" w:space="0" w:color="000000"/>
+            </w:tcBorders>
+            <w:shd w:val="clear" w:color="auto" w:fill="E7E6E6"/>
+            <w:vAlign w:val="center"/>
+          </w:tcPr>
           <w:p>
             <w:pPr>
               <w:pStyle w:val="Compact"/>
@@ -16090,6 +16303,9 @@
         </w:tc>
       </w:tr>
       <w:tr>
+        <w:trPr>
+          <w:cantSplit/>
+        </w:trPr>
         <w:tc>
           <w:tcPr/>
           <w:p>
@@ -16140,6 +16356,9 @@
         </w:tc>
       </w:tr>
       <w:tr>
+        <w:trPr>
+          <w:cantSplit/>
+        </w:trPr>
         <w:tc>
           <w:tcPr/>
           <w:p>
@@ -16190,6 +16409,9 @@
         </w:tc>
       </w:tr>
       <w:tr>
+        <w:trPr>
+          <w:cantSplit/>
+        </w:trPr>
         <w:tc>
           <w:tcPr/>
           <w:p>
@@ -16240,6 +16462,9 @@
         </w:tc>
       </w:tr>
       <w:tr>
+        <w:trPr>
+          <w:cantSplit/>
+        </w:trPr>
         <w:tc>
           <w:tcPr/>
           <w:p>
@@ -16290,6 +16515,9 @@
         </w:tc>
       </w:tr>
       <w:tr>
+        <w:trPr>
+          <w:cantSplit/>
+        </w:trPr>
         <w:tc>
           <w:tcPr/>
           <w:p>
@@ -16340,6 +16568,9 @@
         </w:tc>
       </w:tr>
       <w:tr>
+        <w:trPr>
+          <w:cantSplit/>
+        </w:trPr>
         <w:tc>
           <w:tcPr/>
           <w:p>
@@ -41189,10 +41420,17 @@
       </w:tblGrid>
       <w:tr>
         <w:trPr>
+          <w:cantSplit/>
           <w:tblHeader w:val="on"/>
         </w:trPr>
         <w:tc>
-          <w:tcPr/>
+          <w:tcPr>
+            <w:tcBorders>
+              <w:bottom w:val="single" w:sz="8" w:space="0" w:color="000000"/>
+            </w:tcBorders>
+            <w:shd w:val="clear" w:color="auto" w:fill="E7E6E6"/>
+            <w:vAlign w:val="center"/>
+          </w:tcPr>
           <w:p>
             <w:pPr>
               <w:pStyle w:val="Compact"/>
@@ -41208,7 +41446,13 @@
           </w:p>
         </w:tc>
         <w:tc>
-          <w:tcPr/>
+          <w:tcPr>
+            <w:tcBorders>
+              <w:bottom w:val="single" w:sz="8" w:space="0" w:color="000000"/>
+            </w:tcBorders>
+            <w:shd w:val="clear" w:color="auto" w:fill="E7E6E6"/>
+            <w:vAlign w:val="center"/>
+          </w:tcPr>
           <w:p>
             <w:pPr>
               <w:pStyle w:val="Compact"/>
@@ -41224,7 +41468,13 @@
           </w:p>
         </w:tc>
         <w:tc>
-          <w:tcPr/>
+          <w:tcPr>
+            <w:tcBorders>
+              <w:bottom w:val="single" w:sz="8" w:space="0" w:color="000000"/>
+            </w:tcBorders>
+            <w:shd w:val="clear" w:color="auto" w:fill="E7E6E6"/>
+            <w:vAlign w:val="center"/>
+          </w:tcPr>
           <w:p>
             <w:pPr>
               <w:pStyle w:val="Compact"/>
@@ -41240,7 +41490,13 @@
           </w:p>
         </w:tc>
         <w:tc>
-          <w:tcPr/>
+          <w:tcPr>
+            <w:tcBorders>
+              <w:bottom w:val="single" w:sz="8" w:space="0" w:color="000000"/>
+            </w:tcBorders>
+            <w:shd w:val="clear" w:color="auto" w:fill="E7E6E6"/>
+            <w:vAlign w:val="center"/>
+          </w:tcPr>
           <w:p>
             <w:pPr>
               <w:pStyle w:val="Compact"/>
@@ -41257,6 +41513,9 @@
         </w:tc>
       </w:tr>
       <w:tr>
+        <w:trPr>
+          <w:cantSplit/>
+        </w:trPr>
         <w:tc>
           <w:tcPr/>
           <w:p>
@@ -41321,6 +41580,9 @@
         </w:tc>
       </w:tr>
       <w:tr>
+        <w:trPr>
+          <w:cantSplit/>
+        </w:trPr>
         <w:tc>
           <w:tcPr/>
           <w:p>
@@ -41385,6 +41647,9 @@
         </w:tc>
       </w:tr>
       <w:tr>
+        <w:trPr>
+          <w:cantSplit/>
+        </w:trPr>
         <w:tc>
           <w:tcPr/>
           <w:p>
@@ -41644,10 +41909,17 @@
       </w:tblGrid>
       <w:tr>
         <w:trPr>
+          <w:cantSplit/>
           <w:tblHeader w:val="on"/>
         </w:trPr>
         <w:tc>
-          <w:tcPr/>
+          <w:tcPr>
+            <w:tcBorders>
+              <w:bottom w:val="single" w:sz="8" w:space="0" w:color="000000"/>
+            </w:tcBorders>
+            <w:shd w:val="clear" w:color="auto" w:fill="E7E6E6"/>
+            <w:vAlign w:val="center"/>
+          </w:tcPr>
           <w:p>
             <w:pPr>
               <w:pStyle w:val="Compact"/>
@@ -41663,7 +41935,13 @@
           </w:p>
         </w:tc>
         <w:tc>
-          <w:tcPr/>
+          <w:tcPr>
+            <w:tcBorders>
+              <w:bottom w:val="single" w:sz="8" w:space="0" w:color="000000"/>
+            </w:tcBorders>
+            <w:shd w:val="clear" w:color="auto" w:fill="E7E6E6"/>
+            <w:vAlign w:val="center"/>
+          </w:tcPr>
           <w:p>
             <w:pPr>
               <w:pStyle w:val="Compact"/>
@@ -41679,7 +41957,13 @@
           </w:p>
         </w:tc>
         <w:tc>
-          <w:tcPr/>
+          <w:tcPr>
+            <w:tcBorders>
+              <w:bottom w:val="single" w:sz="8" w:space="0" w:color="000000"/>
+            </w:tcBorders>
+            <w:shd w:val="clear" w:color="auto" w:fill="E7E6E6"/>
+            <w:vAlign w:val="center"/>
+          </w:tcPr>
           <w:p>
             <w:pPr>
               <w:pStyle w:val="Compact"/>
@@ -41696,6 +41980,9 @@
         </w:tc>
       </w:tr>
       <w:tr>
+        <w:trPr>
+          <w:cantSplit/>
+        </w:trPr>
         <w:tc>
           <w:tcPr/>
           <w:p>
@@ -41744,6 +42031,9 @@
         </w:tc>
       </w:tr>
       <w:tr>
+        <w:trPr>
+          <w:cantSplit/>
+        </w:trPr>
         <w:tc>
           <w:tcPr/>
           <w:p>
@@ -41792,6 +42082,9 @@
         </w:tc>
       </w:tr>
       <w:tr>
+        <w:trPr>
+          <w:cantSplit/>
+        </w:trPr>
         <w:tc>
           <w:tcPr/>
           <w:p>
@@ -41840,6 +42133,9 @@
         </w:tc>
       </w:tr>
       <w:tr>
+        <w:trPr>
+          <w:cantSplit/>
+        </w:trPr>
         <w:tc>
           <w:tcPr/>
           <w:p>
@@ -47170,9 +47466,9 @@
         <w:insideV w:color="000000" w:space="0" w:sz="4" w:val="single"/>
       </w:tblBorders>
       <w:tblCellMar>
-        <w:top w:type="dxa" w:w="0"/>
+        <w:top w:type="dxa" w:w="40"/>
         <w:left w:type="dxa" w:w="108"/>
-        <w:bottom w:type="dxa" w:w="0"/>
+        <w:bottom w:type="dxa" w:w="40"/>
         <w:right w:type="dxa" w:w="108"/>
       </w:tblCellMar>
     </w:tblPr>
